--- a/4. RESULTADOS/05_resultados_y_mecanismos/T08_resumen_principal.docx
+++ b/4. RESULTADOS/05_resultados_y_mecanismos/T08_resumen_principal.docx
@@ -655,7 +655,7 @@
                 <w:szCs w:val="22"/>
                 <w:color w:val="000000"/>
               </w:rPr>
-              <w:t xml:space="preserve">4.038</w:t>
+              <w:t xml:space="preserve">3.269</w:t>
             </w:r>
           </w:p>
         </w:tc>
@@ -710,7 +710,7 @@
                 <w:szCs w:val="22"/>
                 <w:color w:val="000000"/>
               </w:rPr>
-              <w:t xml:space="preserve">2.922</w:t>
+              <w:t xml:space="preserve">2.313</w:t>
             </w:r>
           </w:p>
         </w:tc>
@@ -765,7 +765,7 @@
                 <w:szCs w:val="22"/>
                 <w:color w:val="000000"/>
               </w:rPr>
-              <w:t xml:space="preserve">5.153</w:t>
+              <w:t xml:space="preserve">4.226</w:t>
             </w:r>
           </w:p>
         </w:tc>
@@ -1100,7 +1100,7 @@
                 <w:szCs w:val="22"/>
                 <w:color w:val="000000"/>
               </w:rPr>
-              <w:t xml:space="preserve">4.790</w:t>
+              <w:t xml:space="preserve">3.948</w:t>
             </w:r>
           </w:p>
         </w:tc>
@@ -1155,7 +1155,7 @@
                 <w:szCs w:val="22"/>
                 <w:color w:val="000000"/>
               </w:rPr>
-              <w:t xml:space="preserve">3.596</w:t>
+              <w:t xml:space="preserve">2.919</w:t>
             </w:r>
           </w:p>
         </w:tc>
@@ -1210,7 +1210,7 @@
                 <w:szCs w:val="22"/>
                 <w:color w:val="000000"/>
               </w:rPr>
-              <w:t xml:space="preserve">5.985</w:t>
+              <w:t xml:space="preserve">4.977</w:t>
             </w:r>
           </w:p>
         </w:tc>
@@ -1545,7 +1545,7 @@
                 <w:szCs w:val="22"/>
                 <w:color w:val="000000"/>
               </w:rPr>
-              <w:t xml:space="preserve">-1.000</w:t>
+              <w:t xml:space="preserve">-0.852</w:t>
             </w:r>
           </w:p>
         </w:tc>
@@ -1600,7 +1600,7 @@
                 <w:szCs w:val="22"/>
                 <w:color w:val="000000"/>
               </w:rPr>
-              <w:t xml:space="preserve">-1.779</w:t>
+              <w:t xml:space="preserve">-1.553</w:t>
             </w:r>
           </w:p>
         </w:tc>
@@ -1655,7 +1655,7 @@
                 <w:szCs w:val="22"/>
                 <w:color w:val="000000"/>
               </w:rPr>
-              <w:t xml:space="preserve">-0.221</w:t>
+              <w:t xml:space="preserve">-0.150</w:t>
             </w:r>
           </w:p>
         </w:tc>
@@ -1710,7 +1710,7 @@
                 <w:szCs w:val="22"/>
                 <w:color w:val="000000"/>
               </w:rPr>
-              <w:t xml:space="preserve">0.012</w:t>
+              <w:t xml:space="preserve">0.017</w:t>
             </w:r>
           </w:p>
         </w:tc>
@@ -1880,7 +1880,7 @@
                 <w:szCs w:val="22"/>
                 <w:color w:val="000000"/>
               </w:rPr>
-              <w:t xml:space="preserve">2. Empleo total (log)</w:t>
+              <w:t xml:space="preserve">1. Costo laboral por trabajador</w:t>
             </w:r>
           </w:p>
         </w:tc>
@@ -1935,7 +1935,7 @@
                 <w:szCs w:val="22"/>
                 <w:color w:val="000000"/>
               </w:rPr>
-              <w:t xml:space="preserve">A. Cambio 2022 -&gt; 2023</w:t>
+              <w:t xml:space="preserve">D. 2023 frente a 2021</w:t>
             </w:r>
           </w:p>
         </w:tc>
@@ -1990,7 +1990,7 @@
                 <w:szCs w:val="22"/>
                 <w:color w:val="000000"/>
               </w:rPr>
-              <w:t xml:space="preserve">-1.754</w:t>
+              <w:t xml:space="preserve">-0.166</w:t>
             </w:r>
           </w:p>
         </w:tc>
@@ -2045,7 +2045,7 @@
                 <w:szCs w:val="22"/>
                 <w:color w:val="000000"/>
               </w:rPr>
-              <w:t xml:space="preserve">-2.945</w:t>
+              <w:t xml:space="preserve">-1.346</w:t>
             </w:r>
           </w:p>
         </w:tc>
@@ -2100,7 +2100,7 @@
                 <w:szCs w:val="22"/>
                 <w:color w:val="000000"/>
               </w:rPr>
-              <w:t xml:space="preserve">-0.562</w:t>
+              <w:t xml:space="preserve">1.015</w:t>
             </w:r>
           </w:p>
         </w:tc>
@@ -2155,7 +2155,7 @@
                 <w:szCs w:val="22"/>
                 <w:color w:val="000000"/>
               </w:rPr>
-              <w:t xml:space="preserve">0.004</w:t>
+              <w:t xml:space="preserve">0.783</w:t>
             </w:r>
           </w:p>
         </w:tc>
@@ -2210,7 +2210,7 @@
                 <w:szCs w:val="22"/>
                 <w:color w:val="000000"/>
               </w:rPr>
-              <w:t xml:space="preserve">***</w:t>
+              <w:t xml:space="preserve"/>
             </w:r>
           </w:p>
         </w:tc>
@@ -2265,7 +2265,7 @@
                 <w:szCs w:val="22"/>
                 <w:color w:val="000000"/>
               </w:rPr>
-              <w:t xml:space="preserve">0.455</w:t>
+              <w:t xml:space="preserve">0.000</w:t>
             </w:r>
           </w:p>
         </w:tc>
@@ -2380,6 +2380,451 @@
                 <w:szCs w:val="22"/>
                 <w:color w:val="000000"/>
               </w:rPr>
+              <w:t xml:space="preserve">A. Cambio 2022 -&gt; 2023</w:t>
+            </w:r>
+          </w:p>
+        </w:tc>
+        <w:tc>
+          <w:tcPr>
+            <w:tcBorders>
+              <w:bottom w:val="none" w:sz="0" w:space="0" w:color="000000"/>
+              <w:top w:val="none" w:sz="0" w:space="0" w:color="000000"/>
+              <w:left w:val="none" w:sz="0" w:space="0" w:color="000000"/>
+              <w:right w:val="none" w:sz="0" w:space="0" w:color="000000"/>
+            </w:tcBorders>
+            <w:shd w:val="clear" w:color="auto" w:fill="FFFFFF"/>
+            <w:tcMar>
+              <w:top w:w="0" w:type="dxa"/>
+              <w:bottom w:w="0" w:type="dxa"/>
+              <w:left w:w="0" w:type="dxa"/>
+              <w:right w:w="0" w:type="dxa"/>
+            </w:tcMar>
+            <w:vAlign w:val="center"/>
+          </w:tcPr>
+          <w:p>
+            <w:pPr>
+              <w:pStyle w:val="Normal"/>
+              <w:jc w:val="right"/>
+              <w:pBdr>
+                <w:bottom w:val="none" w:sz="0" w:space="0" w:color="000000"/>
+                <w:top w:val="none" w:sz="0" w:space="0" w:color="000000"/>
+                <w:left w:val="none" w:sz="0" w:space="0" w:color="000000"/>
+                <w:right w:val="none" w:sz="0" w:space="0" w:color="000000"/>
+              </w:pBdr>
+              <w:spacing w:after="100" w:before="100" w:line="240"/>
+              <w:ind w:left="100" w:right="100" w:firstLine="0" w:firstLineChars="0"/>
+              <w:rPr>
+                <w:rFonts w:ascii="Arial" w:hAnsi="Arial" w:eastAsia="Arial" w:cs="Arial"/>
+                <w:i w:val="false"/>
+                <w:b w:val="false"/>
+                <w:u w:val="none"/>
+                <w:strike w:val="false"/>
+                <w:sz w:val="22"/>
+                <w:szCs w:val="22"/>
+                <w:color w:val="000000"/>
+              </w:rPr>
+            </w:pPr>
+            <w:r>
+              <w:rPr>
+                <w:rFonts w:ascii="Arial" w:hAnsi="Arial" w:eastAsia="Arial" w:cs="Arial"/>
+                <w:i w:val="false"/>
+                <w:b w:val="false"/>
+                <w:u w:val="none"/>
+                <w:strike w:val="false"/>
+                <w:sz w:val="22"/>
+                <w:szCs w:val="22"/>
+                <w:color w:val="000000"/>
+              </w:rPr>
+              <w:t xml:space="preserve">-0.766</w:t>
+            </w:r>
+          </w:p>
+        </w:tc>
+        <w:tc>
+          <w:tcPr>
+            <w:tcBorders>
+              <w:bottom w:val="none" w:sz="0" w:space="0" w:color="000000"/>
+              <w:top w:val="none" w:sz="0" w:space="0" w:color="000000"/>
+              <w:left w:val="none" w:sz="0" w:space="0" w:color="000000"/>
+              <w:right w:val="none" w:sz="0" w:space="0" w:color="000000"/>
+            </w:tcBorders>
+            <w:shd w:val="clear" w:color="auto" w:fill="FFFFFF"/>
+            <w:tcMar>
+              <w:top w:w="0" w:type="dxa"/>
+              <w:bottom w:w="0" w:type="dxa"/>
+              <w:left w:w="0" w:type="dxa"/>
+              <w:right w:w="0" w:type="dxa"/>
+            </w:tcMar>
+            <w:vAlign w:val="center"/>
+          </w:tcPr>
+          <w:p>
+            <w:pPr>
+              <w:pStyle w:val="Normal"/>
+              <w:jc w:val="right"/>
+              <w:pBdr>
+                <w:bottom w:val="none" w:sz="0" w:space="0" w:color="000000"/>
+                <w:top w:val="none" w:sz="0" w:space="0" w:color="000000"/>
+                <w:left w:val="none" w:sz="0" w:space="0" w:color="000000"/>
+                <w:right w:val="none" w:sz="0" w:space="0" w:color="000000"/>
+              </w:pBdr>
+              <w:spacing w:after="100" w:before="100" w:line="240"/>
+              <w:ind w:left="100" w:right="100" w:firstLine="0" w:firstLineChars="0"/>
+              <w:rPr>
+                <w:rFonts w:ascii="Arial" w:hAnsi="Arial" w:eastAsia="Arial" w:cs="Arial"/>
+                <w:i w:val="false"/>
+                <w:b w:val="false"/>
+                <w:u w:val="none"/>
+                <w:strike w:val="false"/>
+                <w:sz w:val="22"/>
+                <w:szCs w:val="22"/>
+                <w:color w:val="000000"/>
+              </w:rPr>
+            </w:pPr>
+            <w:r>
+              <w:rPr>
+                <w:rFonts w:ascii="Arial" w:hAnsi="Arial" w:eastAsia="Arial" w:cs="Arial"/>
+                <w:i w:val="false"/>
+                <w:b w:val="false"/>
+                <w:u w:val="none"/>
+                <w:strike w:val="false"/>
+                <w:sz w:val="22"/>
+                <w:szCs w:val="22"/>
+                <w:color w:val="000000"/>
+              </w:rPr>
+              <w:t xml:space="preserve">-1.895</w:t>
+            </w:r>
+          </w:p>
+        </w:tc>
+        <w:tc>
+          <w:tcPr>
+            <w:tcBorders>
+              <w:bottom w:val="none" w:sz="0" w:space="0" w:color="000000"/>
+              <w:top w:val="none" w:sz="0" w:space="0" w:color="000000"/>
+              <w:left w:val="none" w:sz="0" w:space="0" w:color="000000"/>
+              <w:right w:val="none" w:sz="0" w:space="0" w:color="000000"/>
+            </w:tcBorders>
+            <w:shd w:val="clear" w:color="auto" w:fill="FFFFFF"/>
+            <w:tcMar>
+              <w:top w:w="0" w:type="dxa"/>
+              <w:bottom w:w="0" w:type="dxa"/>
+              <w:left w:w="0" w:type="dxa"/>
+              <w:right w:w="0" w:type="dxa"/>
+            </w:tcMar>
+            <w:vAlign w:val="center"/>
+          </w:tcPr>
+          <w:p>
+            <w:pPr>
+              <w:pStyle w:val="Normal"/>
+              <w:jc w:val="right"/>
+              <w:pBdr>
+                <w:bottom w:val="none" w:sz="0" w:space="0" w:color="000000"/>
+                <w:top w:val="none" w:sz="0" w:space="0" w:color="000000"/>
+                <w:left w:val="none" w:sz="0" w:space="0" w:color="000000"/>
+                <w:right w:val="none" w:sz="0" w:space="0" w:color="000000"/>
+              </w:pBdr>
+              <w:spacing w:after="100" w:before="100" w:line="240"/>
+              <w:ind w:left="100" w:right="100" w:firstLine="0" w:firstLineChars="0"/>
+              <w:rPr>
+                <w:rFonts w:ascii="Arial" w:hAnsi="Arial" w:eastAsia="Arial" w:cs="Arial"/>
+                <w:i w:val="false"/>
+                <w:b w:val="false"/>
+                <w:u w:val="none"/>
+                <w:strike w:val="false"/>
+                <w:sz w:val="22"/>
+                <w:szCs w:val="22"/>
+                <w:color w:val="000000"/>
+              </w:rPr>
+            </w:pPr>
+            <w:r>
+              <w:rPr>
+                <w:rFonts w:ascii="Arial" w:hAnsi="Arial" w:eastAsia="Arial" w:cs="Arial"/>
+                <w:i w:val="false"/>
+                <w:b w:val="false"/>
+                <w:u w:val="none"/>
+                <w:strike w:val="false"/>
+                <w:sz w:val="22"/>
+                <w:szCs w:val="22"/>
+                <w:color w:val="000000"/>
+              </w:rPr>
+              <w:t xml:space="preserve">0.363</w:t>
+            </w:r>
+          </w:p>
+        </w:tc>
+        <w:tc>
+          <w:tcPr>
+            <w:tcBorders>
+              <w:bottom w:val="none" w:sz="0" w:space="0" w:color="000000"/>
+              <w:top w:val="none" w:sz="0" w:space="0" w:color="000000"/>
+              <w:left w:val="none" w:sz="0" w:space="0" w:color="000000"/>
+              <w:right w:val="none" w:sz="0" w:space="0" w:color="000000"/>
+            </w:tcBorders>
+            <w:shd w:val="clear" w:color="auto" w:fill="FFFFFF"/>
+            <w:tcMar>
+              <w:top w:w="0" w:type="dxa"/>
+              <w:bottom w:w="0" w:type="dxa"/>
+              <w:left w:w="0" w:type="dxa"/>
+              <w:right w:w="0" w:type="dxa"/>
+            </w:tcMar>
+            <w:vAlign w:val="center"/>
+          </w:tcPr>
+          <w:p>
+            <w:pPr>
+              <w:pStyle w:val="Normal"/>
+              <w:jc w:val="right"/>
+              <w:pBdr>
+                <w:bottom w:val="none" w:sz="0" w:space="0" w:color="000000"/>
+                <w:top w:val="none" w:sz="0" w:space="0" w:color="000000"/>
+                <w:left w:val="none" w:sz="0" w:space="0" w:color="000000"/>
+                <w:right w:val="none" w:sz="0" w:space="0" w:color="000000"/>
+              </w:pBdr>
+              <w:spacing w:after="100" w:before="100" w:line="240"/>
+              <w:ind w:left="100" w:right="100" w:firstLine="0" w:firstLineChars="0"/>
+              <w:rPr>
+                <w:rFonts w:ascii="Arial" w:hAnsi="Arial" w:eastAsia="Arial" w:cs="Arial"/>
+                <w:i w:val="false"/>
+                <w:b w:val="false"/>
+                <w:u w:val="none"/>
+                <w:strike w:val="false"/>
+                <w:sz w:val="22"/>
+                <w:szCs w:val="22"/>
+                <w:color w:val="000000"/>
+              </w:rPr>
+            </w:pPr>
+            <w:r>
+              <w:rPr>
+                <w:rFonts w:ascii="Arial" w:hAnsi="Arial" w:eastAsia="Arial" w:cs="Arial"/>
+                <w:i w:val="false"/>
+                <w:b w:val="false"/>
+                <w:u w:val="none"/>
+                <w:strike w:val="false"/>
+                <w:sz w:val="22"/>
+                <w:szCs w:val="22"/>
+                <w:color w:val="000000"/>
+              </w:rPr>
+              <w:t xml:space="preserve">0.184</w:t>
+            </w:r>
+          </w:p>
+        </w:tc>
+        <w:tc>
+          <w:tcPr>
+            <w:tcBorders>
+              <w:bottom w:val="none" w:sz="0" w:space="0" w:color="000000"/>
+              <w:top w:val="none" w:sz="0" w:space="0" w:color="000000"/>
+              <w:left w:val="none" w:sz="0" w:space="0" w:color="000000"/>
+              <w:right w:val="none" w:sz="0" w:space="0" w:color="000000"/>
+            </w:tcBorders>
+            <w:shd w:val="clear" w:color="auto" w:fill="FFFFFF"/>
+            <w:tcMar>
+              <w:top w:w="0" w:type="dxa"/>
+              <w:bottom w:w="0" w:type="dxa"/>
+              <w:left w:w="0" w:type="dxa"/>
+              <w:right w:w="0" w:type="dxa"/>
+            </w:tcMar>
+            <w:vAlign w:val="center"/>
+          </w:tcPr>
+          <w:p>
+            <w:pPr>
+              <w:pStyle w:val="Normal"/>
+              <w:jc w:val="left"/>
+              <w:pBdr>
+                <w:bottom w:val="none" w:sz="0" w:space="0" w:color="000000"/>
+                <w:top w:val="none" w:sz="0" w:space="0" w:color="000000"/>
+                <w:left w:val="none" w:sz="0" w:space="0" w:color="000000"/>
+                <w:right w:val="none" w:sz="0" w:space="0" w:color="000000"/>
+              </w:pBdr>
+              <w:spacing w:after="100" w:before="100" w:line="240"/>
+              <w:ind w:left="100" w:right="100" w:firstLine="0" w:firstLineChars="0"/>
+              <w:rPr>
+                <w:rFonts w:ascii="Arial" w:hAnsi="Arial" w:eastAsia="Arial" w:cs="Arial"/>
+                <w:i w:val="false"/>
+                <w:b w:val="false"/>
+                <w:u w:val="none"/>
+                <w:strike w:val="false"/>
+                <w:sz w:val="22"/>
+                <w:szCs w:val="22"/>
+                <w:color w:val="000000"/>
+              </w:rPr>
+            </w:pPr>
+            <w:r>
+              <w:rPr>
+                <w:rFonts w:ascii="Arial" w:hAnsi="Arial" w:eastAsia="Arial" w:cs="Arial"/>
+                <w:i w:val="false"/>
+                <w:b w:val="false"/>
+                <w:u w:val="none"/>
+                <w:strike w:val="false"/>
+                <w:sz w:val="22"/>
+                <w:szCs w:val="22"/>
+                <w:color w:val="000000"/>
+              </w:rPr>
+              <w:t xml:space="preserve"/>
+            </w:r>
+          </w:p>
+        </w:tc>
+        <w:tc>
+          <w:tcPr>
+            <w:tcBorders>
+              <w:bottom w:val="none" w:sz="0" w:space="0" w:color="000000"/>
+              <w:top w:val="none" w:sz="0" w:space="0" w:color="000000"/>
+              <w:left w:val="none" w:sz="0" w:space="0" w:color="000000"/>
+              <w:right w:val="none" w:sz="0" w:space="0" w:color="000000"/>
+            </w:tcBorders>
+            <w:shd w:val="clear" w:color="auto" w:fill="FFFFFF"/>
+            <w:tcMar>
+              <w:top w:w="0" w:type="dxa"/>
+              <w:bottom w:w="0" w:type="dxa"/>
+              <w:left w:w="0" w:type="dxa"/>
+              <w:right w:w="0" w:type="dxa"/>
+            </w:tcMar>
+            <w:vAlign w:val="center"/>
+          </w:tcPr>
+          <w:p>
+            <w:pPr>
+              <w:pStyle w:val="Normal"/>
+              <w:jc w:val="right"/>
+              <w:pBdr>
+                <w:bottom w:val="none" w:sz="0" w:space="0" w:color="000000"/>
+                <w:top w:val="none" w:sz="0" w:space="0" w:color="000000"/>
+                <w:left w:val="none" w:sz="0" w:space="0" w:color="000000"/>
+                <w:right w:val="none" w:sz="0" w:space="0" w:color="000000"/>
+              </w:pBdr>
+              <w:spacing w:after="100" w:before="100" w:line="240"/>
+              <w:ind w:left="100" w:right="100" w:firstLine="0" w:firstLineChars="0"/>
+              <w:rPr>
+                <w:rFonts w:ascii="Arial" w:hAnsi="Arial" w:eastAsia="Arial" w:cs="Arial"/>
+                <w:i w:val="false"/>
+                <w:b w:val="false"/>
+                <w:u w:val="none"/>
+                <w:strike w:val="false"/>
+                <w:sz w:val="22"/>
+                <w:szCs w:val="22"/>
+                <w:color w:val="000000"/>
+              </w:rPr>
+            </w:pPr>
+            <w:r>
+              <w:rPr>
+                <w:rFonts w:ascii="Arial" w:hAnsi="Arial" w:eastAsia="Arial" w:cs="Arial"/>
+                <w:i w:val="false"/>
+                <w:b w:val="false"/>
+                <w:u w:val="none"/>
+                <w:strike w:val="false"/>
+                <w:sz w:val="22"/>
+                <w:szCs w:val="22"/>
+                <w:color w:val="000000"/>
+              </w:rPr>
+              <w:t xml:space="preserve">0.000</w:t>
+            </w:r>
+          </w:p>
+        </w:tc>
+      </w:tr>
+      <w:tr>
+        <w:trPr>
+          <w:trHeight w:val="608" w:hRule="auto"/>
+        </w:trPr>
+        <w:tc>
+          <w:tcPr>
+            <w:tcBorders>
+              <w:bottom w:val="none" w:sz="0" w:space="0" w:color="000000"/>
+              <w:top w:val="none" w:sz="0" w:space="0" w:color="000000"/>
+              <w:left w:val="none" w:sz="0" w:space="0" w:color="000000"/>
+              <w:right w:val="none" w:sz="0" w:space="0" w:color="000000"/>
+            </w:tcBorders>
+            <w:shd w:val="clear" w:color="auto" w:fill="FFFFFF"/>
+            <w:tcMar>
+              <w:top w:w="0" w:type="dxa"/>
+              <w:bottom w:w="0" w:type="dxa"/>
+              <w:left w:w="0" w:type="dxa"/>
+              <w:right w:w="0" w:type="dxa"/>
+            </w:tcMar>
+            <w:vAlign w:val="center"/>
+          </w:tcPr>
+          <w:p>
+            <w:pPr>
+              <w:pStyle w:val="Normal"/>
+              <w:jc w:val="left"/>
+              <w:pBdr>
+                <w:bottom w:val="none" w:sz="0" w:space="0" w:color="000000"/>
+                <w:top w:val="none" w:sz="0" w:space="0" w:color="000000"/>
+                <w:left w:val="none" w:sz="0" w:space="0" w:color="000000"/>
+                <w:right w:val="none" w:sz="0" w:space="0" w:color="000000"/>
+              </w:pBdr>
+              <w:spacing w:after="100" w:before="100" w:line="240"/>
+              <w:ind w:left="100" w:right="100" w:firstLine="0" w:firstLineChars="0"/>
+              <w:rPr>
+                <w:rFonts w:ascii="Arial" w:hAnsi="Arial" w:eastAsia="Arial" w:cs="Arial"/>
+                <w:i w:val="false"/>
+                <w:b w:val="false"/>
+                <w:u w:val="none"/>
+                <w:strike w:val="false"/>
+                <w:sz w:val="22"/>
+                <w:szCs w:val="22"/>
+                <w:color w:val="000000"/>
+              </w:rPr>
+            </w:pPr>
+            <w:r>
+              <w:rPr>
+                <w:rFonts w:ascii="Arial" w:hAnsi="Arial" w:eastAsia="Arial" w:cs="Arial"/>
+                <w:i w:val="false"/>
+                <w:b w:val="false"/>
+                <w:u w:val="none"/>
+                <w:strike w:val="false"/>
+                <w:sz w:val="22"/>
+                <w:szCs w:val="22"/>
+                <w:color w:val="000000"/>
+              </w:rPr>
+              <w:t xml:space="preserve">2. Empleo total (log)</w:t>
+            </w:r>
+          </w:p>
+        </w:tc>
+        <w:tc>
+          <w:tcPr>
+            <w:tcBorders>
+              <w:bottom w:val="none" w:sz="0" w:space="0" w:color="000000"/>
+              <w:top w:val="none" w:sz="0" w:space="0" w:color="000000"/>
+              <w:left w:val="none" w:sz="0" w:space="0" w:color="000000"/>
+              <w:right w:val="none" w:sz="0" w:space="0" w:color="000000"/>
+            </w:tcBorders>
+            <w:shd w:val="clear" w:color="auto" w:fill="FFFFFF"/>
+            <w:tcMar>
+              <w:top w:w="0" w:type="dxa"/>
+              <w:bottom w:w="0" w:type="dxa"/>
+              <w:left w:w="0" w:type="dxa"/>
+              <w:right w:w="0" w:type="dxa"/>
+            </w:tcMar>
+            <w:vAlign w:val="center"/>
+          </w:tcPr>
+          <w:p>
+            <w:pPr>
+              <w:pStyle w:val="Normal"/>
+              <w:jc w:val="left"/>
+              <w:pBdr>
+                <w:bottom w:val="none" w:sz="0" w:space="0" w:color="000000"/>
+                <w:top w:val="none" w:sz="0" w:space="0" w:color="000000"/>
+                <w:left w:val="none" w:sz="0" w:space="0" w:color="000000"/>
+                <w:right w:val="none" w:sz="0" w:space="0" w:color="000000"/>
+              </w:pBdr>
+              <w:spacing w:after="100" w:before="100" w:line="240"/>
+              <w:ind w:left="100" w:right="100" w:firstLine="0" w:firstLineChars="0"/>
+              <w:rPr>
+                <w:rFonts w:ascii="Arial" w:hAnsi="Arial" w:eastAsia="Arial" w:cs="Arial"/>
+                <w:i w:val="false"/>
+                <w:b w:val="false"/>
+                <w:u w:val="none"/>
+                <w:strike w:val="false"/>
+                <w:sz w:val="22"/>
+                <w:szCs w:val="22"/>
+                <w:color w:val="000000"/>
+              </w:rPr>
+            </w:pPr>
+            <w:r>
+              <w:rPr>
+                <w:rFonts w:ascii="Arial" w:hAnsi="Arial" w:eastAsia="Arial" w:cs="Arial"/>
+                <w:i w:val="false"/>
+                <w:b w:val="false"/>
+                <w:u w:val="none"/>
+                <w:strike w:val="false"/>
+                <w:sz w:val="22"/>
+                <w:szCs w:val="22"/>
+                <w:color w:val="000000"/>
+              </w:rPr>
               <w:t xml:space="preserve">B. Salto 2023 ajustado por tendencia previa</w:t>
             </w:r>
           </w:p>
@@ -2435,7 +2880,7 @@
                 <w:szCs w:val="22"/>
                 <w:color w:val="000000"/>
               </w:rPr>
-              <w:t xml:space="preserve">-1.431</w:t>
+              <w:t xml:space="preserve">0.441</w:t>
             </w:r>
           </w:p>
         </w:tc>
@@ -2490,7 +2935,7 @@
                 <w:szCs w:val="22"/>
                 <w:color w:val="000000"/>
               </w:rPr>
-              <w:t xml:space="preserve">-2.826</w:t>
+              <w:t xml:space="preserve">-0.880</w:t>
             </w:r>
           </w:p>
         </w:tc>
@@ -2545,7 +2990,7 @@
                 <w:szCs w:val="22"/>
                 <w:color w:val="000000"/>
               </w:rPr>
-              <w:t xml:space="preserve">-0.036</w:t>
+              <w:t xml:space="preserve">1.761</w:t>
             </w:r>
           </w:p>
         </w:tc>
@@ -2600,7 +3045,7 @@
                 <w:szCs w:val="22"/>
                 <w:color w:val="000000"/>
               </w:rPr>
-              <w:t xml:space="preserve">0.044</w:t>
+              <w:t xml:space="preserve">0.513</w:t>
             </w:r>
           </w:p>
         </w:tc>
@@ -2655,7 +3100,7 @@
                 <w:szCs w:val="22"/>
                 <w:color w:val="000000"/>
               </w:rPr>
-              <w:t xml:space="preserve">**</w:t>
+              <w:t xml:space="preserve"/>
             </w:r>
           </w:p>
         </w:tc>
@@ -2710,7 +3155,452 @@
                 <w:szCs w:val="22"/>
                 <w:color w:val="000000"/>
               </w:rPr>
-              <w:t xml:space="preserve">0.455</w:t>
+              <w:t xml:space="preserve">0.000</w:t>
+            </w:r>
+          </w:p>
+        </w:tc>
+      </w:tr>
+      <w:tr>
+        <w:trPr>
+          <w:trHeight w:val="608" w:hRule="auto"/>
+        </w:trPr>
+        <w:tc>
+          <w:tcPr>
+            <w:tcBorders>
+              <w:bottom w:val="none" w:sz="0" w:space="0" w:color="000000"/>
+              <w:top w:val="none" w:sz="0" w:space="0" w:color="000000"/>
+              <w:left w:val="none" w:sz="0" w:space="0" w:color="000000"/>
+              <w:right w:val="none" w:sz="0" w:space="0" w:color="000000"/>
+            </w:tcBorders>
+            <w:shd w:val="clear" w:color="auto" w:fill="FFFFFF"/>
+            <w:tcMar>
+              <w:top w:w="0" w:type="dxa"/>
+              <w:bottom w:w="0" w:type="dxa"/>
+              <w:left w:w="0" w:type="dxa"/>
+              <w:right w:w="0" w:type="dxa"/>
+            </w:tcMar>
+            <w:vAlign w:val="center"/>
+          </w:tcPr>
+          <w:p>
+            <w:pPr>
+              <w:pStyle w:val="Normal"/>
+              <w:jc w:val="left"/>
+              <w:pBdr>
+                <w:bottom w:val="none" w:sz="0" w:space="0" w:color="000000"/>
+                <w:top w:val="none" w:sz="0" w:space="0" w:color="000000"/>
+                <w:left w:val="none" w:sz="0" w:space="0" w:color="000000"/>
+                <w:right w:val="none" w:sz="0" w:space="0" w:color="000000"/>
+              </w:pBdr>
+              <w:spacing w:after="100" w:before="100" w:line="240"/>
+              <w:ind w:left="100" w:right="100" w:firstLine="0" w:firstLineChars="0"/>
+              <w:rPr>
+                <w:rFonts w:ascii="Arial" w:hAnsi="Arial" w:eastAsia="Arial" w:cs="Arial"/>
+                <w:i w:val="false"/>
+                <w:b w:val="false"/>
+                <w:u w:val="none"/>
+                <w:strike w:val="false"/>
+                <w:sz w:val="22"/>
+                <w:szCs w:val="22"/>
+                <w:color w:val="000000"/>
+              </w:rPr>
+            </w:pPr>
+            <w:r>
+              <w:rPr>
+                <w:rFonts w:ascii="Arial" w:hAnsi="Arial" w:eastAsia="Arial" w:cs="Arial"/>
+                <w:i w:val="false"/>
+                <w:b w:val="false"/>
+                <w:u w:val="none"/>
+                <w:strike w:val="false"/>
+                <w:sz w:val="22"/>
+                <w:szCs w:val="22"/>
+                <w:color w:val="000000"/>
+              </w:rPr>
+              <w:t xml:space="preserve">2. Empleo total (log)</w:t>
+            </w:r>
+          </w:p>
+        </w:tc>
+        <w:tc>
+          <w:tcPr>
+            <w:tcBorders>
+              <w:bottom w:val="none" w:sz="0" w:space="0" w:color="000000"/>
+              <w:top w:val="none" w:sz="0" w:space="0" w:color="000000"/>
+              <w:left w:val="none" w:sz="0" w:space="0" w:color="000000"/>
+              <w:right w:val="none" w:sz="0" w:space="0" w:color="000000"/>
+            </w:tcBorders>
+            <w:shd w:val="clear" w:color="auto" w:fill="FFFFFF"/>
+            <w:tcMar>
+              <w:top w:w="0" w:type="dxa"/>
+              <w:bottom w:w="0" w:type="dxa"/>
+              <w:left w:w="0" w:type="dxa"/>
+              <w:right w:w="0" w:type="dxa"/>
+            </w:tcMar>
+            <w:vAlign w:val="center"/>
+          </w:tcPr>
+          <w:p>
+            <w:pPr>
+              <w:pStyle w:val="Normal"/>
+              <w:jc w:val="left"/>
+              <w:pBdr>
+                <w:bottom w:val="none" w:sz="0" w:space="0" w:color="000000"/>
+                <w:top w:val="none" w:sz="0" w:space="0" w:color="000000"/>
+                <w:left w:val="none" w:sz="0" w:space="0" w:color="000000"/>
+                <w:right w:val="none" w:sz="0" w:space="0" w:color="000000"/>
+              </w:pBdr>
+              <w:spacing w:after="100" w:before="100" w:line="240"/>
+              <w:ind w:left="100" w:right="100" w:firstLine="0" w:firstLineChars="0"/>
+              <w:rPr>
+                <w:rFonts w:ascii="Arial" w:hAnsi="Arial" w:eastAsia="Arial" w:cs="Arial"/>
+                <w:i w:val="false"/>
+                <w:b w:val="false"/>
+                <w:u w:val="none"/>
+                <w:strike w:val="false"/>
+                <w:sz w:val="22"/>
+                <w:szCs w:val="22"/>
+                <w:color w:val="000000"/>
+              </w:rPr>
+            </w:pPr>
+            <w:r>
+              <w:rPr>
+                <w:rFonts w:ascii="Arial" w:hAnsi="Arial" w:eastAsia="Arial" w:cs="Arial"/>
+                <w:i w:val="false"/>
+                <w:b w:val="false"/>
+                <w:u w:val="none"/>
+                <w:strike w:val="false"/>
+                <w:sz w:val="22"/>
+                <w:szCs w:val="22"/>
+                <w:color w:val="000000"/>
+              </w:rPr>
+              <w:t xml:space="preserve">C. DiD simple (promedio post - pre)</w:t>
+            </w:r>
+          </w:p>
+        </w:tc>
+        <w:tc>
+          <w:tcPr>
+            <w:tcBorders>
+              <w:bottom w:val="none" w:sz="0" w:space="0" w:color="000000"/>
+              <w:top w:val="none" w:sz="0" w:space="0" w:color="000000"/>
+              <w:left w:val="none" w:sz="0" w:space="0" w:color="000000"/>
+              <w:right w:val="none" w:sz="0" w:space="0" w:color="000000"/>
+            </w:tcBorders>
+            <w:shd w:val="clear" w:color="auto" w:fill="FFFFFF"/>
+            <w:tcMar>
+              <w:top w:w="0" w:type="dxa"/>
+              <w:bottom w:w="0" w:type="dxa"/>
+              <w:left w:w="0" w:type="dxa"/>
+              <w:right w:w="0" w:type="dxa"/>
+            </w:tcMar>
+            <w:vAlign w:val="center"/>
+          </w:tcPr>
+          <w:p>
+            <w:pPr>
+              <w:pStyle w:val="Normal"/>
+              <w:jc w:val="right"/>
+              <w:pBdr>
+                <w:bottom w:val="none" w:sz="0" w:space="0" w:color="000000"/>
+                <w:top w:val="none" w:sz="0" w:space="0" w:color="000000"/>
+                <w:left w:val="none" w:sz="0" w:space="0" w:color="000000"/>
+                <w:right w:val="none" w:sz="0" w:space="0" w:color="000000"/>
+              </w:pBdr>
+              <w:spacing w:after="100" w:before="100" w:line="240"/>
+              <w:ind w:left="100" w:right="100" w:firstLine="0" w:firstLineChars="0"/>
+              <w:rPr>
+                <w:rFonts w:ascii="Arial" w:hAnsi="Arial" w:eastAsia="Arial" w:cs="Arial"/>
+                <w:i w:val="false"/>
+                <w:b w:val="false"/>
+                <w:u w:val="none"/>
+                <w:strike w:val="false"/>
+                <w:sz w:val="22"/>
+                <w:szCs w:val="22"/>
+                <w:color w:val="000000"/>
+              </w:rPr>
+            </w:pPr>
+            <w:r>
+              <w:rPr>
+                <w:rFonts w:ascii="Arial" w:hAnsi="Arial" w:eastAsia="Arial" w:cs="Arial"/>
+                <w:i w:val="false"/>
+                <w:b w:val="false"/>
+                <w:u w:val="none"/>
+                <w:strike w:val="false"/>
+                <w:sz w:val="22"/>
+                <w:szCs w:val="22"/>
+                <w:color w:val="000000"/>
+              </w:rPr>
+              <w:t xml:space="preserve">-4.325</w:t>
+            </w:r>
+          </w:p>
+        </w:tc>
+        <w:tc>
+          <w:tcPr>
+            <w:tcBorders>
+              <w:bottom w:val="none" w:sz="0" w:space="0" w:color="000000"/>
+              <w:top w:val="none" w:sz="0" w:space="0" w:color="000000"/>
+              <w:left w:val="none" w:sz="0" w:space="0" w:color="000000"/>
+              <w:right w:val="none" w:sz="0" w:space="0" w:color="000000"/>
+            </w:tcBorders>
+            <w:shd w:val="clear" w:color="auto" w:fill="FFFFFF"/>
+            <w:tcMar>
+              <w:top w:w="0" w:type="dxa"/>
+              <w:bottom w:w="0" w:type="dxa"/>
+              <w:left w:w="0" w:type="dxa"/>
+              <w:right w:w="0" w:type="dxa"/>
+            </w:tcMar>
+            <w:vAlign w:val="center"/>
+          </w:tcPr>
+          <w:p>
+            <w:pPr>
+              <w:pStyle w:val="Normal"/>
+              <w:jc w:val="right"/>
+              <w:pBdr>
+                <w:bottom w:val="none" w:sz="0" w:space="0" w:color="000000"/>
+                <w:top w:val="none" w:sz="0" w:space="0" w:color="000000"/>
+                <w:left w:val="none" w:sz="0" w:space="0" w:color="000000"/>
+                <w:right w:val="none" w:sz="0" w:space="0" w:color="000000"/>
+              </w:pBdr>
+              <w:spacing w:after="100" w:before="100" w:line="240"/>
+              <w:ind w:left="100" w:right="100" w:firstLine="0" w:firstLineChars="0"/>
+              <w:rPr>
+                <w:rFonts w:ascii="Arial" w:hAnsi="Arial" w:eastAsia="Arial" w:cs="Arial"/>
+                <w:i w:val="false"/>
+                <w:b w:val="false"/>
+                <w:u w:val="none"/>
+                <w:strike w:val="false"/>
+                <w:sz w:val="22"/>
+                <w:szCs w:val="22"/>
+                <w:color w:val="000000"/>
+              </w:rPr>
+            </w:pPr>
+            <w:r>
+              <w:rPr>
+                <w:rFonts w:ascii="Arial" w:hAnsi="Arial" w:eastAsia="Arial" w:cs="Arial"/>
+                <w:i w:val="false"/>
+                <w:b w:val="false"/>
+                <w:u w:val="none"/>
+                <w:strike w:val="false"/>
+                <w:sz w:val="22"/>
+                <w:szCs w:val="22"/>
+                <w:color w:val="000000"/>
+              </w:rPr>
+              <w:t xml:space="preserve">-5.713</w:t>
+            </w:r>
+          </w:p>
+        </w:tc>
+        <w:tc>
+          <w:tcPr>
+            <w:tcBorders>
+              <w:bottom w:val="none" w:sz="0" w:space="0" w:color="000000"/>
+              <w:top w:val="none" w:sz="0" w:space="0" w:color="000000"/>
+              <w:left w:val="none" w:sz="0" w:space="0" w:color="000000"/>
+              <w:right w:val="none" w:sz="0" w:space="0" w:color="000000"/>
+            </w:tcBorders>
+            <w:shd w:val="clear" w:color="auto" w:fill="FFFFFF"/>
+            <w:tcMar>
+              <w:top w:w="0" w:type="dxa"/>
+              <w:bottom w:w="0" w:type="dxa"/>
+              <w:left w:w="0" w:type="dxa"/>
+              <w:right w:w="0" w:type="dxa"/>
+            </w:tcMar>
+            <w:vAlign w:val="center"/>
+          </w:tcPr>
+          <w:p>
+            <w:pPr>
+              <w:pStyle w:val="Normal"/>
+              <w:jc w:val="right"/>
+              <w:pBdr>
+                <w:bottom w:val="none" w:sz="0" w:space="0" w:color="000000"/>
+                <w:top w:val="none" w:sz="0" w:space="0" w:color="000000"/>
+                <w:left w:val="none" w:sz="0" w:space="0" w:color="000000"/>
+                <w:right w:val="none" w:sz="0" w:space="0" w:color="000000"/>
+              </w:pBdr>
+              <w:spacing w:after="100" w:before="100" w:line="240"/>
+              <w:ind w:left="100" w:right="100" w:firstLine="0" w:firstLineChars="0"/>
+              <w:rPr>
+                <w:rFonts w:ascii="Arial" w:hAnsi="Arial" w:eastAsia="Arial" w:cs="Arial"/>
+                <w:i w:val="false"/>
+                <w:b w:val="false"/>
+                <w:u w:val="none"/>
+                <w:strike w:val="false"/>
+                <w:sz w:val="22"/>
+                <w:szCs w:val="22"/>
+                <w:color w:val="000000"/>
+              </w:rPr>
+            </w:pPr>
+            <w:r>
+              <w:rPr>
+                <w:rFonts w:ascii="Arial" w:hAnsi="Arial" w:eastAsia="Arial" w:cs="Arial"/>
+                <w:i w:val="false"/>
+                <w:b w:val="false"/>
+                <w:u w:val="none"/>
+                <w:strike w:val="false"/>
+                <w:sz w:val="22"/>
+                <w:szCs w:val="22"/>
+                <w:color w:val="000000"/>
+              </w:rPr>
+              <w:t xml:space="preserve">-2.938</w:t>
+            </w:r>
+          </w:p>
+        </w:tc>
+        <w:tc>
+          <w:tcPr>
+            <w:tcBorders>
+              <w:bottom w:val="none" w:sz="0" w:space="0" w:color="000000"/>
+              <w:top w:val="none" w:sz="0" w:space="0" w:color="000000"/>
+              <w:left w:val="none" w:sz="0" w:space="0" w:color="000000"/>
+              <w:right w:val="none" w:sz="0" w:space="0" w:color="000000"/>
+            </w:tcBorders>
+            <w:shd w:val="clear" w:color="auto" w:fill="FFFFFF"/>
+            <w:tcMar>
+              <w:top w:w="0" w:type="dxa"/>
+              <w:bottom w:w="0" w:type="dxa"/>
+              <w:left w:w="0" w:type="dxa"/>
+              <w:right w:w="0" w:type="dxa"/>
+            </w:tcMar>
+            <w:vAlign w:val="center"/>
+          </w:tcPr>
+          <w:p>
+            <w:pPr>
+              <w:pStyle w:val="Normal"/>
+              <w:jc w:val="right"/>
+              <w:pBdr>
+                <w:bottom w:val="none" w:sz="0" w:space="0" w:color="000000"/>
+                <w:top w:val="none" w:sz="0" w:space="0" w:color="000000"/>
+                <w:left w:val="none" w:sz="0" w:space="0" w:color="000000"/>
+                <w:right w:val="none" w:sz="0" w:space="0" w:color="000000"/>
+              </w:pBdr>
+              <w:spacing w:after="100" w:before="100" w:line="240"/>
+              <w:ind w:left="100" w:right="100" w:firstLine="0" w:firstLineChars="0"/>
+              <w:rPr>
+                <w:rFonts w:ascii="Arial" w:hAnsi="Arial" w:eastAsia="Arial" w:cs="Arial"/>
+                <w:i w:val="false"/>
+                <w:b w:val="false"/>
+                <w:u w:val="none"/>
+                <w:strike w:val="false"/>
+                <w:sz w:val="22"/>
+                <w:szCs w:val="22"/>
+                <w:color w:val="000000"/>
+              </w:rPr>
+            </w:pPr>
+            <w:r>
+              <w:rPr>
+                <w:rFonts w:ascii="Arial" w:hAnsi="Arial" w:eastAsia="Arial" w:cs="Arial"/>
+                <w:i w:val="false"/>
+                <w:b w:val="false"/>
+                <w:u w:val="none"/>
+                <w:strike w:val="false"/>
+                <w:sz w:val="22"/>
+                <w:szCs w:val="22"/>
+                <w:color w:val="000000"/>
+              </w:rPr>
+              <w:t xml:space="preserve">0.000</w:t>
+            </w:r>
+          </w:p>
+        </w:tc>
+        <w:tc>
+          <w:tcPr>
+            <w:tcBorders>
+              <w:bottom w:val="none" w:sz="0" w:space="0" w:color="000000"/>
+              <w:top w:val="none" w:sz="0" w:space="0" w:color="000000"/>
+              <w:left w:val="none" w:sz="0" w:space="0" w:color="000000"/>
+              <w:right w:val="none" w:sz="0" w:space="0" w:color="000000"/>
+            </w:tcBorders>
+            <w:shd w:val="clear" w:color="auto" w:fill="FFFFFF"/>
+            <w:tcMar>
+              <w:top w:w="0" w:type="dxa"/>
+              <w:bottom w:w="0" w:type="dxa"/>
+              <w:left w:w="0" w:type="dxa"/>
+              <w:right w:w="0" w:type="dxa"/>
+            </w:tcMar>
+            <w:vAlign w:val="center"/>
+          </w:tcPr>
+          <w:p>
+            <w:pPr>
+              <w:pStyle w:val="Normal"/>
+              <w:jc w:val="left"/>
+              <w:pBdr>
+                <w:bottom w:val="none" w:sz="0" w:space="0" w:color="000000"/>
+                <w:top w:val="none" w:sz="0" w:space="0" w:color="000000"/>
+                <w:left w:val="none" w:sz="0" w:space="0" w:color="000000"/>
+                <w:right w:val="none" w:sz="0" w:space="0" w:color="000000"/>
+              </w:pBdr>
+              <w:spacing w:after="100" w:before="100" w:line="240"/>
+              <w:ind w:left="100" w:right="100" w:firstLine="0" w:firstLineChars="0"/>
+              <w:rPr>
+                <w:rFonts w:ascii="Arial" w:hAnsi="Arial" w:eastAsia="Arial" w:cs="Arial"/>
+                <w:i w:val="false"/>
+                <w:b w:val="false"/>
+                <w:u w:val="none"/>
+                <w:strike w:val="false"/>
+                <w:sz w:val="22"/>
+                <w:szCs w:val="22"/>
+                <w:color w:val="000000"/>
+              </w:rPr>
+            </w:pPr>
+            <w:r>
+              <w:rPr>
+                <w:rFonts w:ascii="Arial" w:hAnsi="Arial" w:eastAsia="Arial" w:cs="Arial"/>
+                <w:i w:val="false"/>
+                <w:b w:val="false"/>
+                <w:u w:val="none"/>
+                <w:strike w:val="false"/>
+                <w:sz w:val="22"/>
+                <w:szCs w:val="22"/>
+                <w:color w:val="000000"/>
+              </w:rPr>
+              <w:t xml:space="preserve">***</w:t>
+            </w:r>
+          </w:p>
+        </w:tc>
+        <w:tc>
+          <w:tcPr>
+            <w:tcBorders>
+              <w:bottom w:val="none" w:sz="0" w:space="0" w:color="000000"/>
+              <w:top w:val="none" w:sz="0" w:space="0" w:color="000000"/>
+              <w:left w:val="none" w:sz="0" w:space="0" w:color="000000"/>
+              <w:right w:val="none" w:sz="0" w:space="0" w:color="000000"/>
+            </w:tcBorders>
+            <w:shd w:val="clear" w:color="auto" w:fill="FFFFFF"/>
+            <w:tcMar>
+              <w:top w:w="0" w:type="dxa"/>
+              <w:bottom w:w="0" w:type="dxa"/>
+              <w:left w:w="0" w:type="dxa"/>
+              <w:right w:w="0" w:type="dxa"/>
+            </w:tcMar>
+            <w:vAlign w:val="center"/>
+          </w:tcPr>
+          <w:p>
+            <w:pPr>
+              <w:pStyle w:val="Normal"/>
+              <w:jc w:val="right"/>
+              <w:pBdr>
+                <w:bottom w:val="none" w:sz="0" w:space="0" w:color="000000"/>
+                <w:top w:val="none" w:sz="0" w:space="0" w:color="000000"/>
+                <w:left w:val="none" w:sz="0" w:space="0" w:color="000000"/>
+                <w:right w:val="none" w:sz="0" w:space="0" w:color="000000"/>
+              </w:pBdr>
+              <w:spacing w:after="100" w:before="100" w:line="240"/>
+              <w:ind w:left="100" w:right="100" w:firstLine="0" w:firstLineChars="0"/>
+              <w:rPr>
+                <w:rFonts w:ascii="Arial" w:hAnsi="Arial" w:eastAsia="Arial" w:cs="Arial"/>
+                <w:i w:val="false"/>
+                <w:b w:val="false"/>
+                <w:u w:val="none"/>
+                <w:strike w:val="false"/>
+                <w:sz w:val="22"/>
+                <w:szCs w:val="22"/>
+                <w:color w:val="000000"/>
+              </w:rPr>
+            </w:pPr>
+            <w:r>
+              <w:rPr>
+                <w:rFonts w:ascii="Arial" w:hAnsi="Arial" w:eastAsia="Arial" w:cs="Arial"/>
+                <w:i w:val="false"/>
+                <w:b w:val="false"/>
+                <w:u w:val="none"/>
+                <w:strike w:val="false"/>
+                <w:sz w:val="22"/>
+                <w:szCs w:val="22"/>
+                <w:color w:val="000000"/>
+              </w:rPr>
+              <w:t xml:space="preserve">0.000</w:t>
             </w:r>
           </w:p>
         </w:tc>
@@ -2825,7 +3715,7 @@
                 <w:szCs w:val="22"/>
                 <w:color w:val="000000"/>
               </w:rPr>
-              <w:t xml:space="preserve">C. DiD simple (promedio post - pre)</w:t>
+              <w:t xml:space="preserve">D. 2023 frente a 2021</w:t>
             </w:r>
           </w:p>
         </w:tc>
@@ -2880,7 +3770,7 @@
                 <w:szCs w:val="22"/>
                 <w:color w:val="000000"/>
               </w:rPr>
-              <w:t xml:space="preserve">-0.966</w:t>
+              <w:t xml:space="preserve">-1.983</w:t>
             </w:r>
           </w:p>
         </w:tc>
@@ -2935,7 +3825,7 @@
                 <w:szCs w:val="22"/>
                 <w:color w:val="000000"/>
               </w:rPr>
-              <w:t xml:space="preserve">-2.437</w:t>
+              <w:t xml:space="preserve">-3.337</w:t>
             </w:r>
           </w:p>
         </w:tc>
@@ -2990,7 +3880,7 @@
                 <w:szCs w:val="22"/>
                 <w:color w:val="000000"/>
               </w:rPr>
-              <w:t xml:space="preserve">0.506</w:t>
+              <w:t xml:space="preserve">-0.630</w:t>
             </w:r>
           </w:p>
         </w:tc>
@@ -3045,7 +3935,7 @@
                 <w:szCs w:val="22"/>
                 <w:color w:val="000000"/>
               </w:rPr>
-              <w:t xml:space="preserve">0.198</w:t>
+              <w:t xml:space="preserve">0.004</w:t>
             </w:r>
           </w:p>
         </w:tc>
@@ -3100,7 +3990,7 @@
                 <w:szCs w:val="22"/>
                 <w:color w:val="000000"/>
               </w:rPr>
-              <w:t xml:space="preserve"/>
+              <w:t xml:space="preserve">***</w:t>
             </w:r>
           </w:p>
         </w:tc>
@@ -3155,7 +4045,7 @@
                 <w:szCs w:val="22"/>
                 <w:color w:val="000000"/>
               </w:rPr>
-              <w:t xml:space="preserve">0.455</w:t>
+              <w:t xml:space="preserve">0.000</w:t>
             </w:r>
           </w:p>
         </w:tc>
